--- a/downloads/teacher/04 Units/Unit 01 - Nutrition and Wellness - Kitchen Skills and Smart Eating/Project 01 - Feed a Family of Four on 40 Dollars.docx
+++ b/downloads/teacher/04 Units/Unit 01 - Nutrition and Wellness - Kitchen Skills and Smart Eating/Project 01 - Feed a Family of Four on 40 Dollars.docx
@@ -1507,22 +1507,7 @@
         <w:t xml:space="preserve"> </w:t>
       </w:r>
       <w:r>
-        <w:t xml:space="preserve">(the Turkish, Portuguese, and Spanish lines are marked</w:t>
-      </w:r>
-      <w:r>
-        <w:t xml:space="preserve"> </w:t>
-      </w:r>
-      <w:r>
-        <w:rPr>
-          <w:rStyle w:val="TeacherNote"/>
-        </w:rPr>
-        <w:t xml:space="preserve">[check with a native speaker]</w:t>
-      </w:r>
-      <w:r>
-        <w:t xml:space="preserve"> </w:t>
-      </w:r>
-      <w:r>
-        <w:t xml:space="preserve">and Sal has translated versions of some of these already):</w:t>
+        <w:t xml:space="preserve">(the Turkish, Portuguese, and Spanish lines are to be verified by a native speaker and I have translated versions of some of these already):</w:t>
       </w:r>
     </w:p>
     <w:tbl>
@@ -2072,16 +2057,7 @@
         <w:pStyle w:val="Compact"/>
       </w:pPr>
       <w:r>
-        <w:t xml:space="preserve">This is Sal’s Feed a Family of Four on $40 from Brentwood and SEYS 536, spread across a 40-minute schedule with the checkpoints he said it needed. His original had the $12 vs $38 hook, the unit price and MyPlate mini lesson, the ingredient relay, team planning with flyers and the $40 cap, a peer math check, a pitch and jingle, a class vote, and an exit reflection. All of those are here except the ingredient relay, which is a MyPlate activity and belongs in Topic 1.3 (Lesson 1.10) rather than the project launch.</w:t>
-      </w:r>
-      <w:r>
-        <w:t xml:space="preserve"> </w:t>
-      </w:r>
-      <w:r>
-        <w:rPr>
-          <w:rStyle w:val="TeacherNote"/>
-        </w:rPr>
-        <w:t xml:space="preserve">[Sal: if you want the relay in the launch anyway, it fits in Lesson 1.18 Day 1 in place of the last five minutes of planning. Check with the Topic 1.3 lessons so it is not run twice.]</w:t>
+        <w:t xml:space="preserve">This is my Feed a Family of Four on $40, spread across a 40-minute schedule with the checkpoints it needed. My original had the $12 vs $38 hook, the unit price and MyPlate mini lesson, the ingredient relay, team planning with flyers and the $40 cap, a peer math check, a pitch and jingle, a class vote, and an exit reflection. All of those are here except the ingredient relay, which is a MyPlate activity and belongs in Topic 1.3 (Lesson 1.10) rather than the project launch.</w:t>
       </w:r>
     </w:p>
     <w:p>
@@ -2117,16 +2093,7 @@
         <w:pStyle w:val="Compact"/>
       </w:pPr>
       <w:r>
-        <w:t xml:space="preserve">Budget for the unit plan: $20 per station, three stations per period, times the number of periods, plus about $8 per team for the fresh tasting item in Lesson 1.21 if leftovers cannot be used. Fallback dishes cost $11.05 to $17.64 per station</w:t>
-      </w:r>
-      <w:r>
-        <w:t xml:space="preserve"> </w:t>
-      </w:r>
-      <w:r>
-        <w:rPr>
-          <w:rStyle w:val="TeacherNote"/>
-        </w:rPr>
-        <w:t xml:space="preserve">[update from this week’s circular].</w:t>
+        <w:t xml:space="preserve">Budget for the unit plan: $20 per station, three stations per period, times the number of periods, plus about $8 per team for the fresh tasting item in Lesson 1.21 if leftovers cannot be used. Fallback dishes cost $11.05 to $17.64 per station.</w:t>
       </w:r>
     </w:p>
     <w:p>
@@ -2138,22 +2105,7 @@
         <w:pStyle w:val="Compact"/>
       </w:pPr>
       <w:r>
-        <w:t xml:space="preserve">Prices in the handouts are realistic Long Island supermarket prices for September 2026 and every one is marked</w:t>
-      </w:r>
-      <w:r>
-        <w:t xml:space="preserve"> </w:t>
-      </w:r>
-      <w:r>
-        <w:rPr>
-          <w:rStyle w:val="TeacherNote"/>
-        </w:rPr>
-        <w:t xml:space="preserve">[update from this week’s circular].</w:t>
-      </w:r>
-      <w:r>
-        <w:t xml:space="preserve"> </w:t>
-      </w:r>
-      <w:r>
-        <w:t xml:space="preserve">The unit price math still works if the prices change; only the answers in the teacher keys move.</w:t>
+        <w:t xml:space="preserve">Prices in the handouts are realistic Long Island supermarket prices for September 2026 and every one is to be refreshed from the current circular before teaching. The unit price math still works if the prices change; only the answers in the teacher keys move.</w:t>
       </w:r>
     </w:p>
     <w:sectPr>
